--- a/ETg_fill_methodology.docx
+++ b/ETg_fill_methodology.docx
@@ -45,10 +45,52 @@
         <w:t xml:space="preserve">g</w:t>
       </w:r>
       <w:r>
-        <w:t xml:space="preserve"> </w:t>
-      </w:r>
-      <w:r>
-        <w:t xml:space="preserve">would be if the land had remained in its natural state — the counterfactual baseline.</w:t>
+        <w:t xml:space="preserve"> would be if the land had remained in its natural state — the counterfactual baseline. The resulting product supports two downstream uses: refinement of basin water budgets through a more defensible ET</w:t>
+      </w:r>
+      <w:r>
+        <w:rPr>
+          <w:vertAlign w:val="subscript"/>
+        </w:rPr>
+        <w:t xml:space="preserve">g</w:t>
+      </w:r>
+      <w:r>
+        <w:t xml:space="preserve"> estimate in irrigated areas, and decomposition of Landsat-derived total actual ET (ET</w:t>
+      </w:r>
+      <w:r>
+        <w:rPr>
+          <w:vertAlign w:val="subscript"/>
+        </w:rPr>
+        <w:t xml:space="preserve">a</w:t>
+      </w:r>
+      <w:r>
+        <w:t xml:space="preserve">) into natural and applied-water components (ET</w:t>
+      </w:r>
+      <w:r>
+        <w:rPr>
+          <w:vertAlign w:val="subscript"/>
+        </w:rPr>
+        <w:t xml:space="preserve">a,applied</w:t>
+      </w:r>
+      <w:r>
+        <w:t xml:space="preserve"> = ET</w:t>
+      </w:r>
+      <w:r>
+        <w:rPr>
+          <w:vertAlign w:val="subscript"/>
+        </w:rPr>
+        <w:t xml:space="preserve">a</w:t>
+      </w:r>
+      <w:r>
+        <w:t xml:space="preserve"> − ET</w:t>
+      </w:r>
+      <w:r>
+        <w:rPr>
+          <w:vertAlign w:val="subscript"/>
+        </w:rPr>
+        <w:t xml:space="preserve">g</w:t>
+      </w:r>
+      <w:r>
+        <w:t xml:space="preserve">).</w:t>
       </w:r>
     </w:p>
     <w:p>
@@ -75,10 +117,7 @@
         <w:t xml:space="preserve">g</w:t>
       </w:r>
       <w:r>
-        <w:t xml:space="preserve"> </w:t>
-      </w:r>
-      <w:r>
-        <w:t xml:space="preserve">rasters and applies a two-stage statistical model: (1) a per-vegetation-class mean that captures broad ecological patterns, and (2) a gradient-boosted tree model that refines the prediction using local terrain position. Where the terrain model does not improve predictions (as determined by cross-validation), the workflow falls back to spatially weighted vegetation-class means that preserve local spatial gradients without overfitting.</w:t>
+        <w:t xml:space="preserve"> rasters and applies a two-stage statistical model: (1) a per-vegetation-class mean that captures broad ecological patterns, and (2) a gradient-boosted tree model that refines the prediction using local terrain position. Where the terrain model does not improve predictions (as determined by cross-validation), the workflow falls back to spatially weighted vegetation-class means that preserve local spatial gradients without overfitting.</w:t>
       </w:r>
     </w:p>
     <w:p>
@@ -105,10 +144,7 @@
         <w:t xml:space="preserve">g</w:t>
       </w:r>
       <w:r>
-        <w:t xml:space="preserve"> </w:t>
-      </w:r>
-      <w:r>
-        <w:t xml:space="preserve">grid:</w:t>
+        <w:t xml:space="preserve"> grid:</w:t>
       </w:r>
     </w:p>
     <w:p>
@@ -122,10 +158,7 @@
         <w:t xml:space="preserve">Biophysical Settings (BpS).</w:t>
       </w:r>
       <w:r>
-        <w:t xml:space="preserve"> </w:t>
-      </w:r>
-      <w:r>
-        <w:t xml:space="preserve">LANDFIRE Biophysical Settings (LF2020; LANDFIRE, 2022) classify each 30-meter pixel by the vegetation community that would be expected under the pre-European-settlement natural fire regime. BpS serves as the primary ecological stratification variable because it reflects intrinsic site potential (climate, soils, topographic moisture) without carrying a contemporary land-use signal. Normalized Difference Vegetation Index (NDVI) was deliberately excluded because its greenness signal is directly enhanced by irrigation, which would leak the treatment effect into the baseline estimate.</w:t>
+        <w:t xml:space="preserve"> LANDFIRE Biophysical Settings (LF2020; LANDFIRE, 2022) classify each 30-meter pixel by the vegetation community that would be expected under the pre-European-settlement natural fire regime. BpS serves as the primary ecological stratification variable because it reflects intrinsic site potential (climate, soils, topographic moisture) without carrying a contemporary land-use signal. Normalized Difference Vegetation Index (NDVI) was deliberately excluded because its greenness signal is directly enhanced by irrigation, which would leak the treatment effect into the baseline estimate.</w:t>
       </w:r>
     </w:p>
     <w:p>
@@ -139,10 +172,7 @@
         <w:t xml:space="preserve">Elevation and slope.</w:t>
       </w:r>
       <w:r>
-        <w:t xml:space="preserve"> </w:t>
-      </w:r>
-      <w:r>
-        <w:t xml:space="preserve">Elevation was obtained from the USGS 3D Elevation Program (3DEP) 30-meter digital elevation model. Slope in degrees was computed from the DEM using Horn’s method. Both capture the topographic position of each pixel relative to valley floors and alluvial fans where groundwater ET is concentrated.</w:t>
+        <w:t xml:space="preserve"> Elevation was obtained from the Copernicus GLO-30 (COP30) global digital elevation model, downloaded per basin from the OpenTopography Global DEM API, or from the USGS 3D Elevation Program (3DEP) 30-meter DEM where a mosaicked CONUS DEM was already available. Slope in degrees was computed from the DEM using Horn’s method. Both capture the topographic position of each pixel relative to valley floors and alluvial fans where groundwater ET is concentrated.</w:t>
       </w:r>
     </w:p>
     <w:p>
@@ -156,10 +186,7 @@
         <w:t xml:space="preserve">Height Above Nearest Drainage (HAND).</w:t>
       </w:r>
       <w:r>
-        <w:t xml:space="preserve"> </w:t>
-      </w:r>
-      <w:r>
-        <w:t xml:space="preserve">HAND quantifies each pixel’s vertical distance above the nearest stream channel along modeled flow paths. It was derived per basin from the clipped DEM using whitebox-tools (Lindsay, 2016): depression filling, D8 flow accumulation, stream extraction at a 1,000-cell drainage area threshold (~0.9 km</w:t>
+        <w:t xml:space="preserve"> HAND quantifies each pixel’s vertical distance above the nearest stream channel along modeled flow paths. It was derived per basin from the clipped DEM using whitebox-tools (Lindsay, 2016): depression filling, D8 flow accumulation, stream extraction at a 1,000-cell drainage area threshold (~0.9 km</w:t>
       </w:r>
       <w:r>
         <w:rPr>
@@ -182,10 +209,7 @@
         <w:t xml:space="preserve">Water Table Depth (WTD).</w:t>
       </w:r>
       <w:r>
-        <w:t xml:space="preserve"> </w:t>
-      </w:r>
-      <w:r>
-        <w:t xml:space="preserve">Where available, modeled depth-to-water-table from the Ma et al. (2025) 30-meter CONUS product was included as an additional covariate.</w:t>
+        <w:t xml:space="preserve"> Where available, modeled depth-to-water-table from the Ma et al. (2025) 30-meter CONUS product was included as an additional covariate.</w:t>
       </w:r>
     </w:p>
     <w:p>
@@ -199,10 +223,7 @@
         <w:t xml:space="preserve">Treatment polygons.</w:t>
       </w:r>
       <w:r>
-        <w:t xml:space="preserve"> </w:t>
-      </w:r>
-      <w:r>
-        <w:t xml:space="preserve">Irrigated and anthropogenically augmented areas were delineated as polygons in a shapefile, with attribution indicating which polygons should receive baseline replacement (scale factor or replacement rate &gt; 0). A 90-meter buffer was applied around each treatment polygon to define the zone where baseline replacement and edge feathering occur.</w:t>
+        <w:t xml:space="preserve"> Irrigated and anthropogenically augmented areas were delineated as polygons in a shapefile, with attribution indicating which polygons should receive baseline replacement (scale factor or replacement rate &gt; 0). A 90-meter buffer was applied around each treatment polygon to define the zone where baseline replacement and edge feathering occur.</w:t>
       </w:r>
     </w:p>
     <w:p>
@@ -257,10 +278,7 @@
         <w:t xml:space="preserve">.</w:t>
       </w:r>
       <w:r>
-        <w:t xml:space="preserve"> </w:t>
-      </w:r>
-      <w:r>
-        <w:t xml:space="preserve">For each BpS class present in the training data, the mean ET</w:t>
+        <w:t xml:space="preserve"> For each BpS class present in the training data, the mean ET</w:t>
       </w:r>
       <w:r>
         <w:rPr>
@@ -269,10 +287,7 @@
         <w:t xml:space="preserve">g</w:t>
       </w:r>
       <w:r>
-        <w:t xml:space="preserve"> </w:t>
-      </w:r>
-      <w:r>
-        <w:t xml:space="preserve">rate was computed. This captures the dominant source of ET</w:t>
+        <w:t xml:space="preserve"> rate was computed. This captures the dominant source of ET</w:t>
       </w:r>
       <w:r>
         <w:rPr>
@@ -281,10 +296,7 @@
         <w:t xml:space="preserve">g</w:t>
       </w:r>
       <w:r>
-        <w:t xml:space="preserve"> </w:t>
-      </w:r>
-      <w:r>
-        <w:t xml:space="preserve">variation: different vegetation communities have fundamentally different water use regardless of their specific landscape position.</w:t>
+        <w:t xml:space="preserve"> variation: different vegetation communities have fundamentally different water use regardless of their specific landscape position.</w:t>
       </w:r>
     </w:p>
     <w:p>
@@ -298,10 +310,7 @@
         <w:t xml:space="preserve">Stage 2: Terrain residual model.</w:t>
       </w:r>
       <w:r>
-        <w:t xml:space="preserve"> </w:t>
-      </w:r>
-      <w:r>
-        <w:t xml:space="preserve">The residual (observed ET</w:t>
+        <w:t xml:space="preserve"> The residual (observed ET</w:t>
       </w:r>
       <w:r>
         <w:rPr>
@@ -310,10 +319,7 @@
         <w:t xml:space="preserve">g</w:t>
       </w:r>
       <w:r>
-        <w:t xml:space="preserve"> </w:t>
-      </w:r>
-      <w:r>
-        <w:t xml:space="preserve">minus BpS class mean) was modeled as a function of terrain covariates using LightGBM (Ke et al., 2017), a gradient-boosted decision tree algorithm. The feature set included elevation, slope, and (where available) water table depth and HAND. LightGBM was selected over random forests for its sequential tree-building strategy, which produces comparable or better accuracy with faster training, and its native support for early stopping.</w:t>
+        <w:t xml:space="preserve"> minus BpS class mean) was modeled as a function of terrain covariates using LightGBM (Ke et al., 2017), a gradient-boosted decision tree algorithm. The feature set included elevation, slope, and (where available) water table depth and HAND. LightGBM was selected over random forests for its sequential tree-building strategy, which produces comparable or better accuracy with faster training, and its native support for early stopping.</w:t>
       </w:r>
     </w:p>
     <w:p>
@@ -338,10 +344,7 @@
         <w:t xml:space="preserve">2</w:t>
       </w:r>
       <w:r>
-        <w:t xml:space="preserve"> </w:t>
-      </w:r>
-      <w:r>
-        <w:t xml:space="preserve">on the residuals. If the mean cross-validated R</w:t>
+        <w:t xml:space="preserve"> on the residuals. If the mean cross-validated R</w:t>
       </w:r>
       <w:r>
         <w:rPr>
@@ -350,10 +353,7 @@
         <w:t xml:space="preserve">2</w:t>
       </w:r>
       <w:r>
-        <w:t xml:space="preserve"> </w:t>
-      </w:r>
-      <w:r>
-        <w:t xml:space="preserve">was negative — indicating the terrain model was degrading predictions relative to BpS class means alone — the residual model was automatically discarded and the workflow fell back to a spatial interpolation approach (Section 2.X.5).</w:t>
+        <w:t xml:space="preserve"> was negative — indicating the terrain model was degrading predictions relative to BpS class means alone — the residual model was automatically discarded and the workflow fell back to a spatial interpolation approach (Section 2.X.5).</w:t>
       </w:r>
     </w:p>
     <w:p>
@@ -380,10 +380,7 @@
         <w:t xml:space="preserve">g</w:t>
       </w:r>
       <w:r>
-        <w:t xml:space="preserve"> </w:t>
-      </w:r>
-      <w:r>
-        <w:t xml:space="preserve">values at training pixel locations are placed on the raster grid, and a Gaussian spatial filter (default sigma ~ 330 m, corresponding to an effective radius of ~1 km at 30-meter resolution) is applied to both the value layer and a pixel-count layer. The ratio of smoothed values to smoothed counts produces a local weighted mean that varies continuously across the basin: a pixel near the playa center draws primarily from nearby training pixels of the same class, while a pixel on the alluvial fan margin draws from fan-margin training data. Where the local window contains no same-class training pixels, the basin-wide class mean is used as the fallback.</w:t>
+        <w:t xml:space="preserve"> values at training pixel locations are placed on the raster grid, and a Gaussian spatial filter (default sigma ~ 330 m, corresponding to an effective radius of ~1 km at 30-meter resolution) is applied to both the value layer and a pixel-count layer. The ratio of smoothed values to smoothed counts produces a local weighted mean that varies continuously across the basin: a pixel near the playa center draws primarily from nearby training pixels of the same class, while a pixel on the alluvial fan margin draws from fan-margin training data. Where the local window contains no same-class training pixels, the basin-wide class mean is used as the fallback.</w:t>
       </w:r>
     </w:p>
     <w:p>
@@ -400,10 +397,7 @@
         <w:t xml:space="preserve">g</w:t>
       </w:r>
       <w:r>
-        <w:t xml:space="preserve"> </w:t>
-      </w:r>
-      <w:r>
-        <w:t xml:space="preserve">varies smoothly with landscape position but the terrain covariates are too noisy to support a stable machine-learning model.</w:t>
+        <w:t xml:space="preserve"> varies smoothly with landscape position but the terrain covariates are too noisy to support a stable machine-learning model.</w:t>
       </w:r>
     </w:p>
     <w:p>
@@ -430,10 +424,7 @@
         <w:t xml:space="preserve">g</w:t>
       </w:r>
       <w:r>
-        <w:t xml:space="preserve"> </w:t>
-      </w:r>
-      <w:r>
-        <w:t xml:space="preserve">was computed as the sum of the BpS class mean (or spatially weighted class mean) and the terrain residual prediction (or zero, if the residual model was discarded). Negative predictions were clipped to zero. A downward-only constraint ensured that the filled baseline never exceeded the original ET</w:t>
+        <w:t xml:space="preserve"> was computed as the sum of the BpS class mean (or spatially weighted class mean) and the terrain residual prediction (or zero, if the residual model was discarded). Negative predictions were clipped to zero. A downward-only constraint ensured that the filled baseline never exceeded the original ET</w:t>
       </w:r>
       <w:r>
         <w:rPr>
@@ -442,10 +433,7 @@
         <w:t xml:space="preserve">g</w:t>
       </w:r>
       <w:r>
-        <w:t xml:space="preserve"> </w:t>
-      </w:r>
-      <w:r>
-        <w:t xml:space="preserve">value at any pixel, reflecting the assumption that irrigation can only increase, not decrease, apparent ET</w:t>
+        <w:t xml:space="preserve"> value at any pixel, reflecting the assumption that irrigation can only increase, not decrease, apparent ET</w:t>
       </w:r>
       <w:r>
         <w:rPr>
@@ -454,10 +442,7 @@
         <w:t xml:space="preserve">g</w:t>
       </w:r>
       <w:r>
-        <w:t xml:space="preserve"> </w:t>
-      </w:r>
-      <w:r>
-        <w:t xml:space="preserve">relative to the natural baseline.</w:t>
+        <w:t xml:space="preserve"> relative to the natural baseline.</w:t>
       </w:r>
     </w:p>
     <w:p>
@@ -501,10 +486,7 @@
         <w:t xml:space="preserve">g</w:t>
       </w:r>
       <w:r>
-        <w:t xml:space="preserve"> </w:t>
-      </w:r>
-      <w:r>
-        <w:t xml:space="preserve">in the surrounding landscape.</w:t>
+        <w:t xml:space="preserve"> in the surrounding landscape.</w:t>
       </w:r>
     </w:p>
     <w:p>
